--- a/files/问题与视角-agent与Y双版本/*超级指令.docx
+++ b/files/问题与视角-agent与Y双版本/*超级指令.docx
@@ -323,7 +323,7 @@
                 <w:color w:val="212529"/>
                 <w:sz w:val="18"/>
               </w:rPr>
-              <w:t>把手动保存的姚勇文章 PDF 转成可编辑 DOCX，并同步维护《姚勇文章目录》。</w:t>
+              <w:t>把手动保存的姚勇文章 PDF/截图转成可编辑 DOCX，写入问题标题与问题描述，评论用知乎界面截图贴在正文后，并同步维护《姚勇文章目录》。</w:t>
             </w:r>
           </w:p>
         </w:tc>
@@ -999,7 +999,7 @@
           <w:color w:val="212529"/>
           <w:sz w:val="21"/>
         </w:rPr>
-        <w:t>把手动保存的姚勇文章 PDF 转成可编辑 DOCX，并同步维护《姚勇文章目录》。</w:t>
+        <w:t>把手动保存的姚勇文章 PDF/截图转成可编辑 DOCX，写入问题标题与问题描述，评论用知乎界面截图贴在正文后，并同步维护《姚勇文章目录》。</w:t>
       </w:r>
     </w:p>
     <w:p>
@@ -1024,7 +1024,7 @@
           <w:color w:val="212529"/>
           <w:sz w:val="21"/>
         </w:rPr>
-        <w:t>Prompt-姚勇文章半自动收录流程.docx（仓库根目录）及 files/YaoZHIhu/姚勇文章目录/README.md</w:t>
+        <w:t>Prompt-姚勇文章半自动收录流程.docx（仓库根目录）及 files/YaoZHIhu/姚勇文章目录/README.md；2026-09-20 增补问题标题、问题描述、评论截图与缺项提醒</w:t>
       </w:r>
     </w:p>
     <w:p>
@@ -1049,7 +1049,7 @@
           <w:color w:val="212529"/>
           <w:sz w:val="21"/>
         </w:rPr>
-        <w:t>新文章 PDF、原文链接；可选标题与已知的首次发布/编辑时间。</w:t>
+        <w:t>新文章 PDF 或截图、原文链接；问题标题、问题描述；评论区截图（最好带头像的知乎界面）。缺任何一项时先在对话里提醒，不编造。</w:t>
       </w:r>
     </w:p>
     <w:p>
@@ -1074,7 +1074,7 @@
           <w:color w:val="212529"/>
           <w:sz w:val="21"/>
         </w:rPr>
-        <w:t>将 PDF 放入 files/YaoZHIhu/，不读取 Wushuyao/。按 PDF 做 OCR 与标题层级判断，去掉导航、私信数、广告和评论区，生成接近原文结构的 DOCX。按加入顺序命名为「序号＋标题.docx」。原文链接放在 DOCX 结尾。分别记录首次发布时间、后续编辑时间和快照时间。更新 文章目录.json 并运行 更新姚勇文章目录.py。页面无法访问时只使用 PDF，状态写待 PDF。</w:t>
+        <w:t>将 PDF 放入 files/YaoZHIhu/，回答截图放入 AnswerPrintScreen/&lt;文章序号&gt;/，不读取 Wushuyao/。按 PDF/截图做 OCR 与标题层级判断，去掉导航、私信数和广告，生成接近原文结构的 DOCX。问题标题、问题描述写入正文前。评论按知乎界面截图贴在正文后，保留头像以便识别，不另做评论 OCR 转写；截图未展开的不补造。缺问题标题、问题描述或评论截图时，必须在对话界面提醒。按加入顺序命名为「序号＋标题.docx」。原文链接放在 DOCX 结尾。分别记录首次发布时间、后续编辑时间和快照时间。更新 文章目录.json 并运行 更新姚勇文章目录.py。页面无法访问时只使用 PDF/截图。</w:t>
       </w:r>
     </w:p>
     <w:p>
@@ -1099,7 +1099,7 @@
           <w:color w:val="212529"/>
           <w:sz w:val="21"/>
         </w:rPr>
-        <w:t>files/YaoZHIhu/ 下的 PDF 与 DOCX；files/YaoZHIhu/姚勇文章目录/姚勇文章目录.docx</w:t>
+        <w:t>files/YaoZHIhu/ 下的 PDF 与 DOCX；AnswerPrintScreen/&lt;序号&gt;/ 截图；files/YaoZHIhu/姚勇文章目录/姚勇文章目录.docx</w:t>
       </w:r>
     </w:p>
     <w:p>
@@ -1124,7 +1124,7 @@
           <w:color w:val="212529"/>
           <w:sz w:val="21"/>
         </w:rPr>
-        <w:t>主文章局部分支用「年份-主序号.小标题序号」（如 2022-1.8）；分支 DOCX 不附原文链接，目录不显示空链接。</w:t>
+        <w:t>主文章局部分支用「年份-主序号.小标题序号」（如 2022-1.8）；分支 DOCX 不附原文链接，目录不显示空链接。评论默认用截图贴在正文后。缺问题标题、问题描述或评论补充时必须在对话界面提醒。</w:t>
       </w:r>
     </w:p>
     <w:p>
@@ -2054,7 +2054,7 @@
           <w:color w:val="5F6368"/>
           <w:sz w:val="18"/>
         </w:rPr>
-        <w:t>共 6 条｜更新 2026-09-10｜数据源 超级指令.json｜生成脚本 更新超级指令.py</w:t>
+        <w:t>共 6 条｜更新 2026-09-20｜数据源 超级指令.json｜生成脚本 更新超级指令.py</w:t>
       </w:r>
     </w:p>
     <w:sectPr>

--- a/files/问题与视角-agent与Y双版本/*超级指令.docx
+++ b/files/问题与视角-agent与Y双版本/*超级指令.docx
@@ -938,6 +938,128 @@
           </w:p>
         </w:tc>
       </w:tr>
+      <w:tr>
+        <w:tc>
+          <w:tcPr>
+            <w:tcW w:type="dxa" w:w="864"/>
+            <w:shd w:fill="FFFFFF"/>
+            <w:tcMar>
+              <w:top w:w="50" w:type="dxa"/>
+              <w:bottom w:w="50" w:type="dxa"/>
+              <w:left w:w="70" w:type="dxa"/>
+              <w:right w:w="70" w:type="dxa"/>
+            </w:tcMar>
+            <w:vAlign w:val="center"/>
+          </w:tcPr>
+          <w:p>
+            <w:pPr>
+              <w:spacing w:before="0" w:after="0" w:line="259" w:lineRule="auto"/>
+              <w:jc w:val="center"/>
+            </w:pPr>
+            <w:r/>
+            <w:r>
+              <w:rPr>
+                <w:rFonts w:ascii="宋体" w:hAnsi="宋体" w:eastAsia="宋体"/>
+                <w:b w:val="0"/>
+                <w:i w:val="0"/>
+                <w:color w:val="212529"/>
+                <w:sz w:val="18"/>
+              </w:rPr>
+              <w:t>7</w:t>
+            </w:r>
+          </w:p>
+        </w:tc>
+        <w:tc>
+          <w:tcPr>
+            <w:tcW w:type="dxa" w:w="3456"/>
+            <w:shd w:fill="FFFFFF"/>
+            <w:tcMar>
+              <w:top w:w="50" w:type="dxa"/>
+              <w:bottom w:w="50" w:type="dxa"/>
+              <w:left w:w="70" w:type="dxa"/>
+              <w:right w:w="70" w:type="dxa"/>
+            </w:tcMar>
+            <w:vAlign w:val="center"/>
+          </w:tcPr>
+          <w:p>
+            <w:pPr>
+              <w:spacing w:before="0" w:after="0" w:line="259" w:lineRule="auto"/>
+              <w:jc w:val="left"/>
+            </w:pPr>
+            <w:r/>
+            <w:r>
+              <w:rPr>
+                <w:rFonts w:ascii="宋体" w:hAnsi="宋体" w:eastAsia="宋体"/>
+                <w:b w:val="0"/>
+                <w:i w:val="0"/>
+                <w:color w:val="212529"/>
+                <w:sz w:val="18"/>
+              </w:rPr>
+              <w:t>收录姚勇文章 ai总结</w:t>
+            </w:r>
+          </w:p>
+        </w:tc>
+        <w:tc>
+          <w:tcPr>
+            <w:tcW w:type="dxa" w:w="1728"/>
+            <w:shd w:fill="FFFFFF"/>
+            <w:tcMar>
+              <w:top w:w="50" w:type="dxa"/>
+              <w:bottom w:w="50" w:type="dxa"/>
+              <w:left w:w="70" w:type="dxa"/>
+              <w:right w:w="70" w:type="dxa"/>
+            </w:tcMar>
+            <w:vAlign w:val="center"/>
+          </w:tcPr>
+          <w:p>
+            <w:pPr>
+              <w:spacing w:before="0" w:after="0" w:line="259" w:lineRule="auto"/>
+              <w:jc w:val="center"/>
+            </w:pPr>
+            <w:r/>
+            <w:r>
+              <w:rPr>
+                <w:rFonts w:ascii="宋体" w:hAnsi="宋体" w:eastAsia="宋体"/>
+                <w:b w:val="0"/>
+                <w:i w:val="0"/>
+                <w:color w:val="212529"/>
+                <w:sz w:val="18"/>
+              </w:rPr>
+              <w:t>关键词口令</w:t>
+            </w:r>
+          </w:p>
+        </w:tc>
+        <w:tc>
+          <w:tcPr>
+            <w:tcW w:type="dxa" w:w="3888"/>
+            <w:shd w:fill="FFFFFF"/>
+            <w:tcMar>
+              <w:top w:w="50" w:type="dxa"/>
+              <w:bottom w:w="50" w:type="dxa"/>
+              <w:left w:w="70" w:type="dxa"/>
+              <w:right w:w="70" w:type="dxa"/>
+            </w:tcMar>
+            <w:vAlign w:val="center"/>
+          </w:tcPr>
+          <w:p>
+            <w:pPr>
+              <w:spacing w:before="0" w:after="0" w:line="259" w:lineRule="auto"/>
+              <w:jc w:val="left"/>
+            </w:pPr>
+            <w:r/>
+            <w:r>
+              <w:rPr>
+                <w:rFonts w:ascii="宋体" w:hAnsi="宋体" w:eastAsia="宋体"/>
+                <w:b w:val="0"/>
+                <w:i w:val="0"/>
+                <w:color w:val="212529"/>
+                <w:sz w:val="18"/>
+              </w:rPr>
+              <w:t>在收录姚勇文章的基础上，于正文后、评论截图前写入 Agent 总结；源 PDF 保持原截图。</w:t>
+            </w:r>
+          </w:p>
+        </w:tc>
+      </w:tr>
     </w:tbl>
     <w:p>
       <w:pPr>
@@ -1074,7 +1196,7 @@
           <w:color w:val="212529"/>
           <w:sz w:val="21"/>
         </w:rPr>
-        <w:t>将 PDF 放入 files/YaoZHIhu/，回答截图放入 AnswerPrintScreen/&lt;文章序号&gt;/，不读取 Wushuyao/。按 PDF/截图做 OCR 与标题层级判断，去掉导航、私信数和广告，生成接近原文结构的 DOCX。问题标题、问题描述写入正文前。评论按知乎界面截图贴在正文后，保留头像以便识别，不另做评论 OCR 转写；截图未展开的不补造。缺问题标题、问题描述或评论截图时，必须在对话界面提醒。按加入顺序命名为「序号＋标题.docx」。原文链接放在 DOCX 结尾。分别记录首次发布时间、后续编辑时间和快照时间。更新 文章目录.json 并运行 更新姚勇文章目录.py。页面无法访问时只使用 PDF/截图。</w:t>
+        <w:t>将 PDF 原样放入 files/YaoZHIhu/（保持原截图，不重排），回答截图放入 AnswerPrintScreen/&lt;文章序号&gt;/，不读取 Wushuyao/。按 PDF/截图做 OCR 与标题层级判断，去掉导航、私信数和广告，生成接近原文结构的 DOCX。短标题与序号由 Agent 拟定。问题标题、问题描述写入正文前。DOCX 顺序：文章内容（含标题）→ 评论截图（保留头像，不转录）→ 原文链接。不加 Agent 总结。缺问题标题、问题描述或评论截图时，必须在对话界面提醒。分别记录首次发布时间、后续编辑时间和快照时间。更新 文章目录.json 并运行 更新姚勇文章目录.py。页面无法访问时只使用 PDF/截图。</w:t>
       </w:r>
     </w:p>
     <w:p>
@@ -1124,7 +1246,7 @@
           <w:color w:val="212529"/>
           <w:sz w:val="21"/>
         </w:rPr>
-        <w:t>主文章局部分支用「年份-主序号.小标题序号」（如 2022-1.8）；分支 DOCX 不附原文链接，目录不显示空链接。评论默认用截图贴在正文后。缺问题标题、问题描述或评论补充时必须在对话界面提醒。</w:t>
+        <w:t>主文章局部分支用「年份-主序号.小标题序号」（如 2022-1.8）；分支 DOCX 不附原文链接，目录不显示空链接。评论默认用截图贴在正文后，不转录文字。缺问题标题、问题描述或评论补充时必须在对话界面提醒。短标题与序号由 Agent 拟定。源 PDF 保持原截图。若要在正文后、评论前加 Agent 总结，改走分指令「收录姚勇文章 ai总结」（大小写不敏感）。母口令不加总结。</w:t>
       </w:r>
     </w:p>
     <w:p>
@@ -2044,6 +2166,189 @@
     </w:p>
     <w:p>
       <w:pPr>
+        <w:spacing w:before="200" w:after="80" w:line="264" w:lineRule="auto"/>
+        <w:pBdr>
+          <w:bottom w:val="single" w:sz="10" w:space="4" w:color="1F4E79"/>
+        </w:pBdr>
+      </w:pPr>
+      <w:r>
+        <w:rPr>
+          <w:rFonts w:ascii="黑体" w:hAnsi="黑体" w:eastAsia="黑体"/>
+          <w:b/>
+          <w:i w:val="0"/>
+          <w:color w:val="1F4E79"/>
+          <w:sz w:val="26"/>
+        </w:rPr>
+        <w:t>7. 收录姚勇文章 ai总结</w:t>
+      </w:r>
+    </w:p>
+    <w:p>
+      <w:pPr>
+        <w:spacing w:before="0" w:after="80" w:line="264" w:lineRule="auto"/>
+      </w:pPr>
+      <w:r>
+        <w:rPr>
+          <w:rFonts w:ascii="宋体" w:hAnsi="宋体" w:eastAsia="宋体"/>
+          <w:b w:val="0"/>
+          <w:i w:val="0"/>
+          <w:color w:val="5F6368"/>
+          <w:sz w:val="18"/>
+        </w:rPr>
+        <w:t>关键词口令  ·  建立于 2026-09-29</w:t>
+      </w:r>
+    </w:p>
+    <w:p>
+      <w:pPr>
+        <w:spacing w:before="0" w:after="80" w:line="283" w:lineRule="auto"/>
+      </w:pPr>
+      <w:r>
+        <w:rPr>
+          <w:rFonts w:ascii="黑体" w:hAnsi="黑体" w:eastAsia="黑体"/>
+          <w:b/>
+          <w:i w:val="0"/>
+          <w:color w:val="1F4E79"/>
+          <w:sz w:val="21"/>
+        </w:rPr>
+        <w:t>用途：</w:t>
+      </w:r>
+      <w:r>
+        <w:rPr>
+          <w:rFonts w:ascii="宋体" w:hAnsi="宋体" w:eastAsia="宋体"/>
+          <w:b w:val="0"/>
+          <w:i w:val="0"/>
+          <w:color w:val="212529"/>
+          <w:sz w:val="21"/>
+        </w:rPr>
+        <w:t>在收录姚勇文章的基础上，于正文后、评论截图前写入 Agent 总结；源 PDF 保持原截图。</w:t>
+      </w:r>
+    </w:p>
+    <w:p>
+      <w:pPr>
+        <w:spacing w:before="0" w:after="80" w:line="283" w:lineRule="auto"/>
+      </w:pPr>
+      <w:r>
+        <w:rPr>
+          <w:rFonts w:ascii="黑体" w:hAnsi="黑体" w:eastAsia="黑体"/>
+          <w:b/>
+          <w:i w:val="0"/>
+          <w:color w:val="1F4E79"/>
+          <w:sz w:val="21"/>
+        </w:rPr>
+        <w:t>来源：</w:t>
+      </w:r>
+      <w:r>
+        <w:rPr>
+          <w:rFonts w:ascii="宋体" w:hAnsi="宋体" w:eastAsia="宋体"/>
+          <w:b w:val="0"/>
+          <w:i w:val="0"/>
+          <w:color w:val="212529"/>
+          <w:sz w:val="21"/>
+        </w:rPr>
+        <w:t>对话中从「收录姚勇文章」分出；files/YaoZHIhu/姚勇文章目录/README.md 与 超级指令.json</w:t>
+      </w:r>
+    </w:p>
+    <w:p>
+      <w:pPr>
+        <w:spacing w:before="0" w:after="80" w:line="283" w:lineRule="auto"/>
+      </w:pPr>
+      <w:r>
+        <w:rPr>
+          <w:rFonts w:ascii="黑体" w:hAnsi="黑体" w:eastAsia="黑体"/>
+          <w:b/>
+          <w:i w:val="0"/>
+          <w:color w:val="1F4E79"/>
+          <w:sz w:val="21"/>
+        </w:rPr>
+        <w:t>输入：</w:t>
+      </w:r>
+      <w:r>
+        <w:rPr>
+          <w:rFonts w:ascii="宋体" w:hAnsi="宋体" w:eastAsia="宋体"/>
+          <w:b w:val="0"/>
+          <w:i w:val="0"/>
+          <w:color w:val="212529"/>
+          <w:sz w:val="21"/>
+        </w:rPr>
+        <w:t>与「收录姚勇文章」相同：PDF 或截图、原文链接；问题标题、问题描述；评论区截图。缺项先在对话里提醒。</w:t>
+      </w:r>
+    </w:p>
+    <w:p>
+      <w:pPr>
+        <w:spacing w:before="0" w:after="80" w:line="283" w:lineRule="auto"/>
+      </w:pPr>
+      <w:r>
+        <w:rPr>
+          <w:rFonts w:ascii="黑体" w:hAnsi="黑体" w:eastAsia="黑体"/>
+          <w:b/>
+          <w:i w:val="0"/>
+          <w:color w:val="1F4E79"/>
+          <w:sz w:val="21"/>
+        </w:rPr>
+        <w:t>操作：</w:t>
+      </w:r>
+      <w:r>
+        <w:rPr>
+          <w:rFonts w:ascii="宋体" w:hAnsi="宋体" w:eastAsia="宋体"/>
+          <w:b w:val="0"/>
+          <w:i w:val="0"/>
+          <w:color w:val="212529"/>
+          <w:sz w:val="21"/>
+        </w:rPr>
+        <w:t>继承「收录姚勇文章」全部步骤。触发词不分大小写（AI总结 / ai总结 / Ai总结 均有效）。源 PDF 按原截图放入 files/YaoZHIhu/，不重排。短标题与序号由 Agent 拟定。生成 DOCX 的顺序固定为：1 文章内容（短标题、原问题、问题描述、正文）；2 Agent 总结；3 评论区截图（保留头像，不把评论转录成文字；未展开的不补造）；4 原文链接。更新 文章目录.json 并运行 更新姚勇文章目录.py。</w:t>
+      </w:r>
+    </w:p>
+    <w:p>
+      <w:pPr>
+        <w:spacing w:before="0" w:after="80" w:line="283" w:lineRule="auto"/>
+      </w:pPr>
+      <w:r>
+        <w:rPr>
+          <w:rFonts w:ascii="黑体" w:hAnsi="黑体" w:eastAsia="黑体"/>
+          <w:b/>
+          <w:i w:val="0"/>
+          <w:color w:val="1F4E79"/>
+          <w:sz w:val="21"/>
+        </w:rPr>
+        <w:t>输出：</w:t>
+      </w:r>
+      <w:r>
+        <w:rPr>
+          <w:rFonts w:ascii="宋体" w:hAnsi="宋体" w:eastAsia="宋体"/>
+          <w:b w:val="0"/>
+          <w:i w:val="0"/>
+          <w:color w:val="212529"/>
+          <w:sz w:val="21"/>
+        </w:rPr>
+        <w:t>files/YaoZHIhu/ 下的原截图 PDF；姚勇文章目录/「序号＋短标题.docx」；AnswerPrintScreen/&lt;序号&gt;/；更新后的《姚勇文章目录.docx》与《*超级指令.docx》</w:t>
+      </w:r>
+    </w:p>
+    <w:p>
+      <w:pPr>
+        <w:spacing w:before="0" w:after="80" w:line="283" w:lineRule="auto"/>
+      </w:pPr>
+      <w:r>
+        <w:rPr>
+          <w:rFonts w:ascii="黑体" w:hAnsi="黑体" w:eastAsia="黑体"/>
+          <w:b/>
+          <w:i w:val="0"/>
+          <w:color w:val="1F4E79"/>
+          <w:sz w:val="21"/>
+        </w:rPr>
+        <w:t>备注：</w:t>
+      </w:r>
+      <w:r>
+        <w:rPr>
+          <w:rFonts w:ascii="宋体" w:hAnsi="宋体" w:eastAsia="宋体"/>
+          <w:b w:val="0"/>
+          <w:i w:val="0"/>
+          <w:color w:val="212529"/>
+          <w:sz w:val="21"/>
+        </w:rPr>
+        <w:t>这是「收录姚勇文章」的分指令，不另占文章序号体系。母口令不加 Agent 总结。评论只贴图、不 OCR 进正文。</w:t>
+      </w:r>
+    </w:p>
+    <w:p>
+      <w:pPr>
         <w:spacing w:before="240" w:after="0" w:line="276" w:lineRule="auto"/>
       </w:pPr>
       <w:r>
@@ -2054,7 +2359,7 @@
           <w:color w:val="5F6368"/>
           <w:sz w:val="18"/>
         </w:rPr>
-        <w:t>共 6 条｜更新 2026-09-20｜数据源 超级指令.json｜生成脚本 更新超级指令.py</w:t>
+        <w:t>共 7 条｜更新 2026-09-29｜数据源 超级指令.json｜生成脚本 更新超级指令.py</w:t>
       </w:r>
     </w:p>
     <w:sectPr>

--- a/files/问题与视角-agent与Y双版本/*超级指令.docx
+++ b/files/问题与视角-agent与Y双版本/*超级指令.docx
@@ -1221,7 +1221,7 @@
           <w:color w:val="212529"/>
           <w:sz w:val="21"/>
         </w:rPr>
-        <w:t>files/YaoZHIhu/ 下的 PDF 与 DOCX；AnswerPrintScreen/&lt;序号&gt;/ 截图；files/YaoZHIhu/姚勇文章目录/姚勇文章目录.docx</w:t>
+        <w:t>files/YaoZHIhu/ 下的 PDF 与 DOCX；AnswerPrintScreen/&lt;序号&gt;/ 截图；files/YaoZHIhu/姚勇文章目录/姚勇文章目录.docx；专题子目录 files/YaoZHIhu/姚勇之论表达能力/（独立 01、02……）。</w:t>
       </w:r>
     </w:p>
     <w:p>
@@ -1246,7 +1246,7 @@
           <w:color w:val="212529"/>
           <w:sz w:val="21"/>
         </w:rPr>
-        <w:t>主文章局部分支用「年份-主序号.小标题序号」（如 2022-1.8）；分支 DOCX 不附原文链接，目录不显示空链接。评论默认用截图贴在正文后，不转录文字。缺问题标题、问题描述或评论补充时必须在对话界面提醒。短标题与序号由 Agent 拟定。源 PDF 保持原截图。若要在正文后、评论前加 Agent 总结，改走分指令「收录姚勇文章 ai总结」（大小写不敏感）。母口令不加总结。</w:t>
+        <w:t>主文章局部分支用「年份-主序号.小标题序号」（如 2022-1.8）；分支 DOCX 不附原文链接，目录不显示空链接。评论默认用截图贴在正文后，不转录文字。缺问题标题、问题描述或评论补充时必须在对话界面提醒。短标题与序号由 Agent 拟定。源 PDF 保持原截图。若要在正文后、评论前加 Agent 总结，改走分指令「收录姚勇文章 ai总结」（大小写不敏感）。母口令不加总结。表达能力专题可改存 files/YaoZHIhu/姚勇之论表达能力/，该目录独立序号 01、02……，PDF/DOCX/截图都放该文件夹，不占用主文章序号。</w:t>
       </w:r>
     </w:p>
     <w:p>

--- a/files/问题与视角-agent与Y双版本/*超级指令.docx
+++ b/files/问题与视角-agent与Y双版本/*超级指令.docx
@@ -1056,6 +1056,128 @@
                 <w:sz w:val="18"/>
               </w:rPr>
               <w:t>在收录姚勇文章的基础上，于正文后、评论截图前写入 Agent 总结；源 PDF 保持原截图。</w:t>
+            </w:r>
+          </w:p>
+        </w:tc>
+      </w:tr>
+      <w:tr>
+        <w:tc>
+          <w:tcPr>
+            <w:tcW w:type="dxa" w:w="864"/>
+            <w:shd w:fill="F4F7FA"/>
+            <w:tcMar>
+              <w:top w:w="50" w:type="dxa"/>
+              <w:bottom w:w="50" w:type="dxa"/>
+              <w:left w:w="70" w:type="dxa"/>
+              <w:right w:w="70" w:type="dxa"/>
+            </w:tcMar>
+            <w:vAlign w:val="center"/>
+          </w:tcPr>
+          <w:p>
+            <w:pPr>
+              <w:spacing w:before="0" w:after="0" w:line="259" w:lineRule="auto"/>
+              <w:jc w:val="center"/>
+            </w:pPr>
+            <w:r/>
+            <w:r>
+              <w:rPr>
+                <w:rFonts w:ascii="宋体" w:hAnsi="宋体" w:eastAsia="宋体"/>
+                <w:b w:val="0"/>
+                <w:i w:val="0"/>
+                <w:color w:val="212529"/>
+                <w:sz w:val="18"/>
+              </w:rPr>
+              <w:t>8</w:t>
+            </w:r>
+          </w:p>
+        </w:tc>
+        <w:tc>
+          <w:tcPr>
+            <w:tcW w:type="dxa" w:w="3456"/>
+            <w:shd w:fill="F4F7FA"/>
+            <w:tcMar>
+              <w:top w:w="50" w:type="dxa"/>
+              <w:bottom w:w="50" w:type="dxa"/>
+              <w:left w:w="70" w:type="dxa"/>
+              <w:right w:w="70" w:type="dxa"/>
+            </w:tcMar>
+            <w:vAlign w:val="center"/>
+          </w:tcPr>
+          <w:p>
+            <w:pPr>
+              <w:spacing w:before="0" w:after="0" w:line="259" w:lineRule="auto"/>
+              <w:jc w:val="left"/>
+            </w:pPr>
+            <w:r/>
+            <w:r>
+              <w:rPr>
+                <w:rFonts w:ascii="宋体" w:hAnsi="宋体" w:eastAsia="宋体"/>
+                <w:b w:val="0"/>
+                <w:i w:val="0"/>
+                <w:color w:val="212529"/>
+                <w:sz w:val="18"/>
+              </w:rPr>
+              <w:t>团长说</w:t>
+            </w:r>
+          </w:p>
+        </w:tc>
+        <w:tc>
+          <w:tcPr>
+            <w:tcW w:type="dxa" w:w="1728"/>
+            <w:shd w:fill="F4F7FA"/>
+            <w:tcMar>
+              <w:top w:w="50" w:type="dxa"/>
+              <w:bottom w:w="50" w:type="dxa"/>
+              <w:left w:w="70" w:type="dxa"/>
+              <w:right w:w="70" w:type="dxa"/>
+            </w:tcMar>
+            <w:vAlign w:val="center"/>
+          </w:tcPr>
+          <w:p>
+            <w:pPr>
+              <w:spacing w:before="0" w:after="0" w:line="259" w:lineRule="auto"/>
+              <w:jc w:val="center"/>
+            </w:pPr>
+            <w:r/>
+            <w:r>
+              <w:rPr>
+                <w:rFonts w:ascii="宋体" w:hAnsi="宋体" w:eastAsia="宋体"/>
+                <w:b w:val="0"/>
+                <w:i w:val="0"/>
+                <w:color w:val="212529"/>
+                <w:sz w:val="18"/>
+              </w:rPr>
+              <w:t>关键词口令</w:t>
+            </w:r>
+          </w:p>
+        </w:tc>
+        <w:tc>
+          <w:tcPr>
+            <w:tcW w:type="dxa" w:w="3888"/>
+            <w:shd w:fill="F4F7FA"/>
+            <w:tcMar>
+              <w:top w:w="50" w:type="dxa"/>
+              <w:bottom w:w="50" w:type="dxa"/>
+              <w:left w:w="70" w:type="dxa"/>
+              <w:right w:w="70" w:type="dxa"/>
+            </w:tcMar>
+            <w:vAlign w:val="center"/>
+          </w:tcPr>
+          <w:p>
+            <w:pPr>
+              <w:spacing w:before="0" w:after="0" w:line="259" w:lineRule="auto"/>
+              <w:jc w:val="left"/>
+            </w:pPr>
+            <w:r/>
+            <w:r>
+              <w:rPr>
+                <w:rFonts w:ascii="宋体" w:hAnsi="宋体" w:eastAsia="宋体"/>
+                <w:b w:val="0"/>
+                <w:i w:val="0"/>
+                <w:color w:val="212529"/>
+                <w:sz w:val="18"/>
+              </w:rPr>
+              <w:t>把团长／导师（兰利世）的话写入《团长语录》，短回忆与完整语录分开。</w:t>
             </w:r>
           </w:p>
         </w:tc>
@@ -2349,6 +2471,189 @@
     </w:p>
     <w:p>
       <w:pPr>
+        <w:spacing w:before="200" w:after="80" w:line="264" w:lineRule="auto"/>
+        <w:pBdr>
+          <w:bottom w:val="single" w:sz="10" w:space="4" w:color="1F4E79"/>
+        </w:pBdr>
+      </w:pPr>
+      <w:r>
+        <w:rPr>
+          <w:rFonts w:ascii="黑体" w:hAnsi="黑体" w:eastAsia="黑体"/>
+          <w:b/>
+          <w:i w:val="0"/>
+          <w:color w:val="1F4E79"/>
+          <w:sz w:val="26"/>
+        </w:rPr>
+        <w:t>8. 团长说</w:t>
+      </w:r>
+    </w:p>
+    <w:p>
+      <w:pPr>
+        <w:spacing w:before="0" w:after="80" w:line="264" w:lineRule="auto"/>
+      </w:pPr>
+      <w:r>
+        <w:rPr>
+          <w:rFonts w:ascii="宋体" w:hAnsi="宋体" w:eastAsia="宋体"/>
+          <w:b w:val="0"/>
+          <w:i w:val="0"/>
+          <w:color w:val="5F6368"/>
+          <w:sz w:val="18"/>
+        </w:rPr>
+        <w:t>关键词口令  ·  建立于 2026-10-07</w:t>
+      </w:r>
+    </w:p>
+    <w:p>
+      <w:pPr>
+        <w:spacing w:before="0" w:after="80" w:line="283" w:lineRule="auto"/>
+      </w:pPr>
+      <w:r>
+        <w:rPr>
+          <w:rFonts w:ascii="黑体" w:hAnsi="黑体" w:eastAsia="黑体"/>
+          <w:b/>
+          <w:i w:val="0"/>
+          <w:color w:val="1F4E79"/>
+          <w:sz w:val="21"/>
+        </w:rPr>
+        <w:t>用途：</w:t>
+      </w:r>
+      <w:r>
+        <w:rPr>
+          <w:rFonts w:ascii="宋体" w:hAnsi="宋体" w:eastAsia="宋体"/>
+          <w:b w:val="0"/>
+          <w:i w:val="0"/>
+          <w:color w:val="212529"/>
+          <w:sz w:val="21"/>
+        </w:rPr>
+        <w:t>把团长／导师（兰利世）的话写入《团长语录》，短回忆与完整语录分开。</w:t>
+      </w:r>
+    </w:p>
+    <w:p>
+      <w:pPr>
+        <w:spacing w:before="0" w:after="80" w:line="283" w:lineRule="auto"/>
+      </w:pPr>
+      <w:r>
+        <w:rPr>
+          <w:rFonts w:ascii="黑体" w:hAnsi="黑体" w:eastAsia="黑体"/>
+          <w:b/>
+          <w:i w:val="0"/>
+          <w:color w:val="1F4E79"/>
+          <w:sz w:val="21"/>
+        </w:rPr>
+        <w:t>来源：</w:t>
+      </w:r>
+      <w:r>
+        <w:rPr>
+          <w:rFonts w:ascii="宋体" w:hAnsi="宋体" w:eastAsia="宋体"/>
+          <w:b w:val="0"/>
+          <w:i w:val="0"/>
+          <w:color w:val="212529"/>
+          <w:sz w:val="21"/>
+        </w:rPr>
+        <w:t>对话中新生成；files/我的团长'兰利世'/README.md</w:t>
+      </w:r>
+    </w:p>
+    <w:p>
+      <w:pPr>
+        <w:spacing w:before="0" w:after="80" w:line="283" w:lineRule="auto"/>
+      </w:pPr>
+      <w:r>
+        <w:rPr>
+          <w:rFonts w:ascii="黑体" w:hAnsi="黑体" w:eastAsia="黑体"/>
+          <w:b/>
+          <w:i w:val="0"/>
+          <w:color w:val="1F4E79"/>
+          <w:sz w:val="21"/>
+        </w:rPr>
+        <w:t>输入：</w:t>
+      </w:r>
+      <w:r>
+        <w:rPr>
+          <w:rFonts w:ascii="宋体" w:hAnsi="宋体" w:eastAsia="宋体"/>
+          <w:b w:val="0"/>
+          <w:i w:val="0"/>
+          <w:color w:val="212529"/>
+          <w:sz w:val="21"/>
+        </w:rPr>
+        <w:t>对话中出现 ee说、团长说、姨姨提到过、团长讲过、导师说过，或「我的团长和导师曾讲过」等近似说法，以及短句和完整原话。</w:t>
+      </w:r>
+    </w:p>
+    <w:p>
+      <w:pPr>
+        <w:spacing w:before="0" w:after="80" w:line="283" w:lineRule="auto"/>
+      </w:pPr>
+      <w:r>
+        <w:rPr>
+          <w:rFonts w:ascii="黑体" w:hAnsi="黑体" w:eastAsia="黑体"/>
+          <w:b/>
+          <w:i w:val="0"/>
+          <w:color w:val="1F4E79"/>
+          <w:sz w:val="21"/>
+        </w:rPr>
+        <w:t>操作：</w:t>
+      </w:r>
+      <w:r>
+        <w:rPr>
+          <w:rFonts w:ascii="宋体" w:hAnsi="宋体" w:eastAsia="宋体"/>
+          <w:b w:val="0"/>
+          <w:i w:val="0"/>
+          <w:color w:val="212529"/>
+          <w:sz w:val="21"/>
+        </w:rPr>
+        <w:t>不另等口令，自动追加到 files/我的团长'兰利世'/团长语录.docx。每则两块：1 短回忆与重点可能；2 完整语录（原句不改写，换行分段）。可另加 Agent 评论（论点、史实论据），涉及正反例时先问：需要限定哪个国家，哪个国家几组正反。</w:t>
+      </w:r>
+    </w:p>
+    <w:p>
+      <w:pPr>
+        <w:spacing w:before="0" w:after="80" w:line="283" w:lineRule="auto"/>
+      </w:pPr>
+      <w:r>
+        <w:rPr>
+          <w:rFonts w:ascii="黑体" w:hAnsi="黑体" w:eastAsia="黑体"/>
+          <w:b/>
+          <w:i w:val="0"/>
+          <w:color w:val="1F4E79"/>
+          <w:sz w:val="21"/>
+        </w:rPr>
+        <w:t>输出：</w:t>
+      </w:r>
+      <w:r>
+        <w:rPr>
+          <w:rFonts w:ascii="宋体" w:hAnsi="宋体" w:eastAsia="宋体"/>
+          <w:b w:val="0"/>
+          <w:i w:val="0"/>
+          <w:color w:val="212529"/>
+          <w:sz w:val="21"/>
+        </w:rPr>
+        <w:t>files/我的团长'兰利世'/团长语录.docx 与 README.md；本总表本条。</w:t>
+      </w:r>
+    </w:p>
+    <w:p>
+      <w:pPr>
+        <w:spacing w:before="0" w:after="80" w:line="283" w:lineRule="auto"/>
+      </w:pPr>
+      <w:r>
+        <w:rPr>
+          <w:rFonts w:ascii="黑体" w:hAnsi="黑体" w:eastAsia="黑体"/>
+          <w:b/>
+          <w:i w:val="0"/>
+          <w:color w:val="1F4E79"/>
+          <w:sz w:val="21"/>
+        </w:rPr>
+        <w:t>备注：</w:t>
+      </w:r>
+      <w:r>
+        <w:rPr>
+          <w:rFonts w:ascii="宋体" w:hAnsi="宋体" w:eastAsia="宋体"/>
+          <w:b w:val="0"/>
+          <w:i w:val="0"/>
+          <w:color w:val="212529"/>
+          <w:sz w:val="21"/>
+        </w:rPr>
+        <w:t>最短触发是「ee说」。近似说法都算。语录两块不混写。评论不并进完整语录。</w:t>
+      </w:r>
+    </w:p>
+    <w:p>
+      <w:pPr>
         <w:spacing w:before="240" w:after="0" w:line="276" w:lineRule="auto"/>
       </w:pPr>
       <w:r>
@@ -2359,7 +2664,7 @@
           <w:color w:val="5F6368"/>
           <w:sz w:val="18"/>
         </w:rPr>
-        <w:t>共 7 条｜更新 2026-09-29｜数据源 超级指令.json｜生成脚本 更新超级指令.py</w:t>
+        <w:t>共 8 条｜更新 2026-10-07｜数据源 超级指令.json｜生成脚本 更新超级指令.py</w:t>
       </w:r>
     </w:p>
     <w:sectPr>

--- a/files/问题与视角-agent与Y双版本/*超级指令.docx
+++ b/files/问题与视角-agent与Y双版本/*超级指令.docx
@@ -1178,6 +1178,128 @@
                 <w:sz w:val="18"/>
               </w:rPr>
               <w:t>把团长／导师（兰利世）的话写入《团长语录》，短回忆与完整语录分开。</w:t>
+            </w:r>
+          </w:p>
+        </w:tc>
+      </w:tr>
+      <w:tr>
+        <w:tc>
+          <w:tcPr>
+            <w:tcW w:type="dxa" w:w="864"/>
+            <w:shd w:fill="FFFFFF"/>
+            <w:tcMar>
+              <w:top w:w="50" w:type="dxa"/>
+              <w:bottom w:w="50" w:type="dxa"/>
+              <w:left w:w="70" w:type="dxa"/>
+              <w:right w:w="70" w:type="dxa"/>
+            </w:tcMar>
+            <w:vAlign w:val="center"/>
+          </w:tcPr>
+          <w:p>
+            <w:pPr>
+              <w:spacing w:before="0" w:after="0" w:line="259" w:lineRule="auto"/>
+              <w:jc w:val="center"/>
+            </w:pPr>
+            <w:r/>
+            <w:r>
+              <w:rPr>
+                <w:rFonts w:ascii="宋体" w:hAnsi="宋体" w:eastAsia="宋体"/>
+                <w:b w:val="0"/>
+                <w:i w:val="0"/>
+                <w:color w:val="212529"/>
+                <w:sz w:val="18"/>
+              </w:rPr>
+              <w:t>9</w:t>
+            </w:r>
+          </w:p>
+        </w:tc>
+        <w:tc>
+          <w:tcPr>
+            <w:tcW w:type="dxa" w:w="3456"/>
+            <w:shd w:fill="FFFFFF"/>
+            <w:tcMar>
+              <w:top w:w="50" w:type="dxa"/>
+              <w:bottom w:w="50" w:type="dxa"/>
+              <w:left w:w="70" w:type="dxa"/>
+              <w:right w:w="70" w:type="dxa"/>
+            </w:tcMar>
+            <w:vAlign w:val="center"/>
+          </w:tcPr>
+          <w:p>
+            <w:pPr>
+              <w:spacing w:before="0" w:after="0" w:line="259" w:lineRule="auto"/>
+              <w:jc w:val="left"/>
+            </w:pPr>
+            <w:r/>
+            <w:r>
+              <w:rPr>
+                <w:rFonts w:ascii="宋体" w:hAnsi="宋体" w:eastAsia="宋体"/>
+                <w:b w:val="0"/>
+                <w:i w:val="0"/>
+                <w:color w:val="212529"/>
+                <w:sz w:val="18"/>
+              </w:rPr>
+              <w:t>收录姚勇文章 ai评价</w:t>
+            </w:r>
+          </w:p>
+        </w:tc>
+        <w:tc>
+          <w:tcPr>
+            <w:tcW w:type="dxa" w:w="1728"/>
+            <w:shd w:fill="FFFFFF"/>
+            <w:tcMar>
+              <w:top w:w="50" w:type="dxa"/>
+              <w:bottom w:w="50" w:type="dxa"/>
+              <w:left w:w="70" w:type="dxa"/>
+              <w:right w:w="70" w:type="dxa"/>
+            </w:tcMar>
+            <w:vAlign w:val="center"/>
+          </w:tcPr>
+          <w:p>
+            <w:pPr>
+              <w:spacing w:before="0" w:after="0" w:line="259" w:lineRule="auto"/>
+              <w:jc w:val="center"/>
+            </w:pPr>
+            <w:r/>
+            <w:r>
+              <w:rPr>
+                <w:rFonts w:ascii="宋体" w:hAnsi="宋体" w:eastAsia="宋体"/>
+                <w:b w:val="0"/>
+                <w:i w:val="0"/>
+                <w:color w:val="212529"/>
+                <w:sz w:val="18"/>
+              </w:rPr>
+              <w:t>关键词口令</w:t>
+            </w:r>
+          </w:p>
+        </w:tc>
+        <w:tc>
+          <w:tcPr>
+            <w:tcW w:type="dxa" w:w="3888"/>
+            <w:shd w:fill="FFFFFF"/>
+            <w:tcMar>
+              <w:top w:w="50" w:type="dxa"/>
+              <w:bottom w:w="50" w:type="dxa"/>
+              <w:left w:w="70" w:type="dxa"/>
+              <w:right w:w="70" w:type="dxa"/>
+            </w:tcMar>
+            <w:vAlign w:val="center"/>
+          </w:tcPr>
+          <w:p>
+            <w:pPr>
+              <w:spacing w:before="0" w:after="0" w:line="259" w:lineRule="auto"/>
+              <w:jc w:val="left"/>
+            </w:pPr>
+            <w:r/>
+            <w:r>
+              <w:rPr>
+                <w:rFonts w:ascii="宋体" w:hAnsi="宋体" w:eastAsia="宋体"/>
+                <w:b w:val="0"/>
+                <w:i w:val="0"/>
+                <w:color w:val="212529"/>
+                <w:sz w:val="18"/>
+              </w:rPr>
+              <w:t>在收录姚勇文章的基础上写入 Agent 评价（不是总结）；默认进主文章目录。用户写明只进奇闻时改入奇闻目录、独立序号。</w:t>
             </w:r>
           </w:p>
         </w:tc>
@@ -2654,6 +2776,189 @@
     </w:p>
     <w:p>
       <w:pPr>
+        <w:spacing w:before="200" w:after="80" w:line="264" w:lineRule="auto"/>
+        <w:pBdr>
+          <w:bottom w:val="single" w:sz="10" w:space="4" w:color="1F4E79"/>
+        </w:pBdr>
+      </w:pPr>
+      <w:r>
+        <w:rPr>
+          <w:rFonts w:ascii="黑体" w:hAnsi="黑体" w:eastAsia="黑体"/>
+          <w:b/>
+          <w:i w:val="0"/>
+          <w:color w:val="1F4E79"/>
+          <w:sz w:val="26"/>
+        </w:rPr>
+        <w:t>9. 收录姚勇文章 ai评价</w:t>
+      </w:r>
+    </w:p>
+    <w:p>
+      <w:pPr>
+        <w:spacing w:before="0" w:after="80" w:line="264" w:lineRule="auto"/>
+      </w:pPr>
+      <w:r>
+        <w:rPr>
+          <w:rFonts w:ascii="宋体" w:hAnsi="宋体" w:eastAsia="宋体"/>
+          <w:b w:val="0"/>
+          <w:i w:val="0"/>
+          <w:color w:val="5F6368"/>
+          <w:sz w:val="18"/>
+        </w:rPr>
+        <w:t>关键词口令  ·  建立于 2026-10-08</w:t>
+      </w:r>
+    </w:p>
+    <w:p>
+      <w:pPr>
+        <w:spacing w:before="0" w:after="80" w:line="283" w:lineRule="auto"/>
+      </w:pPr>
+      <w:r>
+        <w:rPr>
+          <w:rFonts w:ascii="黑体" w:hAnsi="黑体" w:eastAsia="黑体"/>
+          <w:b/>
+          <w:i w:val="0"/>
+          <w:color w:val="1F4E79"/>
+          <w:sz w:val="21"/>
+        </w:rPr>
+        <w:t>用途：</w:t>
+      </w:r>
+      <w:r>
+        <w:rPr>
+          <w:rFonts w:ascii="宋体" w:hAnsi="宋体" w:eastAsia="宋体"/>
+          <w:b w:val="0"/>
+          <w:i w:val="0"/>
+          <w:color w:val="212529"/>
+          <w:sz w:val="21"/>
+        </w:rPr>
+        <w:t>在收录姚勇文章的基础上写入 Agent 评价（不是总结）；默认进主文章目录。用户写明只进奇闻时改入奇闻目录、独立序号。</w:t>
+      </w:r>
+    </w:p>
+    <w:p>
+      <w:pPr>
+        <w:spacing w:before="0" w:after="80" w:line="283" w:lineRule="auto"/>
+      </w:pPr>
+      <w:r>
+        <w:rPr>
+          <w:rFonts w:ascii="黑体" w:hAnsi="黑体" w:eastAsia="黑体"/>
+          <w:b/>
+          <w:i w:val="0"/>
+          <w:color w:val="1F4E79"/>
+          <w:sz w:val="21"/>
+        </w:rPr>
+        <w:t>来源：</w:t>
+      </w:r>
+      <w:r>
+        <w:rPr>
+          <w:rFonts w:ascii="宋体" w:hAnsi="宋体" w:eastAsia="宋体"/>
+          <w:b w:val="0"/>
+          <w:i w:val="0"/>
+          <w:color w:val="212529"/>
+          <w:sz w:val="21"/>
+        </w:rPr>
+        <w:t>对话中从「收录姚勇文章 ai总结」分出；本次用户指定只进奇闻</w:t>
+      </w:r>
+    </w:p>
+    <w:p>
+      <w:pPr>
+        <w:spacing w:before="0" w:after="80" w:line="283" w:lineRule="auto"/>
+      </w:pPr>
+      <w:r>
+        <w:rPr>
+          <w:rFonts w:ascii="黑体" w:hAnsi="黑体" w:eastAsia="黑体"/>
+          <w:b/>
+          <w:i w:val="0"/>
+          <w:color w:val="1F4E79"/>
+          <w:sz w:val="21"/>
+        </w:rPr>
+        <w:t>输入：</w:t>
+      </w:r>
+      <w:r>
+        <w:rPr>
+          <w:rFonts w:ascii="宋体" w:hAnsi="宋体" w:eastAsia="宋体"/>
+          <w:b w:val="0"/>
+          <w:i w:val="0"/>
+          <w:color w:val="212529"/>
+          <w:sz w:val="21"/>
+        </w:rPr>
+        <w:t>PDF 或截图、原文链接；问题标题、问题描述；评论区截图。用户可指定只进奇闻，并可要求把上一组问句与答复写入 DOCX。</w:t>
+      </w:r>
+    </w:p>
+    <w:p>
+      <w:pPr>
+        <w:spacing w:before="0" w:after="80" w:line="283" w:lineRule="auto"/>
+      </w:pPr>
+      <w:r>
+        <w:rPr>
+          <w:rFonts w:ascii="黑体" w:hAnsi="黑体" w:eastAsia="黑体"/>
+          <w:b/>
+          <w:i w:val="0"/>
+          <w:color w:val="1F4E79"/>
+          <w:sz w:val="21"/>
+        </w:rPr>
+        <w:t>操作：</w:t>
+      </w:r>
+      <w:r>
+        <w:rPr>
+          <w:rFonts w:ascii="宋体" w:hAnsi="宋体" w:eastAsia="宋体"/>
+          <w:b w:val="0"/>
+          <w:i w:val="0"/>
+          <w:color w:val="212529"/>
+          <w:sz w:val="21"/>
+        </w:rPr>
+        <w:t>继承「收录姚勇文章」步骤。DOCX 顺序：1 文章内容（短标题、原问题、问题描述、正文）；2 Agent 评价；3 评论位置（原图，不转录）；4 若用户要求，上一组问句与答复；5 原文链接。PDF 保持原截图，用户要求加入的评论图可另页附在 PDF，PDF 不写入 prompt。缺项先提醒、不编造。本次按「只收录进奇闻」执行，序号 5，源文件放在「5短标题」夹内。</w:t>
+      </w:r>
+    </w:p>
+    <w:p>
+      <w:pPr>
+        <w:spacing w:before="0" w:after="80" w:line="283" w:lineRule="auto"/>
+      </w:pPr>
+      <w:r>
+        <w:rPr>
+          <w:rFonts w:ascii="黑体" w:hAnsi="黑体" w:eastAsia="黑体"/>
+          <w:b/>
+          <w:i w:val="0"/>
+          <w:color w:val="1F4E79"/>
+          <w:sz w:val="21"/>
+        </w:rPr>
+        <w:t>输出：</w:t>
+      </w:r>
+      <w:r>
+        <w:rPr>
+          <w:rFonts w:ascii="宋体" w:hAnsi="宋体" w:eastAsia="宋体"/>
+          <w:b w:val="0"/>
+          <w:i w:val="0"/>
+          <w:color w:val="212529"/>
+          <w:sz w:val="21"/>
+        </w:rPr>
+        <w:t>奇闻或主文章目录下的序号夹；AnswerPrintScreen；更新后的奇闻或文章目录 DOCX；*超级指令.docx</w:t>
+      </w:r>
+    </w:p>
+    <w:p>
+      <w:pPr>
+        <w:spacing w:before="0" w:after="80" w:line="283" w:lineRule="auto"/>
+      </w:pPr>
+      <w:r>
+        <w:rPr>
+          <w:rFonts w:ascii="黑体" w:hAnsi="黑体" w:eastAsia="黑体"/>
+          <w:b/>
+          <w:i w:val="0"/>
+          <w:color w:val="1F4E79"/>
+          <w:sz w:val="21"/>
+        </w:rPr>
+        <w:t>备注：</w:t>
+      </w:r>
+      <w:r>
+        <w:rPr>
+          <w:rFonts w:ascii="宋体" w:hAnsi="宋体" w:eastAsia="宋体"/>
+          <w:b w:val="0"/>
+          <w:i w:val="0"/>
+          <w:color w:val="212529"/>
+          <w:sz w:val="21"/>
+        </w:rPr>
+        <w:t>与「ai总结」分列。评价不是总结。知乎评论未见不编造。用户可覆盖默认目录。触发词大小写不敏感。</w:t>
+      </w:r>
+    </w:p>
+    <w:p>
+      <w:pPr>
         <w:spacing w:before="240" w:after="0" w:line="276" w:lineRule="auto"/>
       </w:pPr>
       <w:r>
@@ -2664,7 +2969,7 @@
           <w:color w:val="5F6368"/>
           <w:sz w:val="18"/>
         </w:rPr>
-        <w:t>共 8 条｜更新 2026-10-07｜数据源 超级指令.json｜生成脚本 更新超级指令.py</w:t>
+        <w:t>共 9 条｜更新 2026-10-08｜数据源 超级指令.json｜生成脚本 更新超级指令.py</w:t>
       </w:r>
     </w:p>
     <w:sectPr>

--- a/files/问题与视角-agent与Y双版本/*超级指令.docx
+++ b/files/问题与视角-agent与Y双版本/*超级指令.docx
@@ -1806,7 +1806,7 @@
           <w:color w:val="212529"/>
           <w:sz w:val="21"/>
         </w:rPr>
-        <w:t>汇总上次更新之后的新对话，合并同一任务中的重复追问，补问题总结、答案概要、模型与时间，更新 updated_at，运行 更新目录.py 生成紧凑 DOCX。</w:t>
+        <w:t>汇总上次更新之后的新对话，合并同一任务中的重复追问，补问题总结、答案概要、模型与时间，更新 updated_at，运行 更新目录.py 生成紧凑 DOCX。跳过只改细节的对话，以及用户明确不要进目录的对话。</w:t>
       </w:r>
     </w:p>
     <w:p>
@@ -1856,7 +1856,7 @@
           <w:color w:val="212529"/>
           <w:sz w:val="21"/>
         </w:rPr>
-        <w:t>平时不自动刷新，减少提交噪声。</w:t>
+        <w:t>平时不自动刷新，减少提交噪声。默认不录入只改细节、不是大改的对话（错字、标点、补主语等）。用户说「这组对话不要放进目录」时同样跳过。</w:t>
       </w:r>
     </w:p>
     <w:p>

--- a/files/问题与视角-agent与Y双版本/*超级指令.docx
+++ b/files/问题与视角-agent与Y双版本/*超级指令.docx
@@ -1182,6 +1182,128 @@
           </w:p>
         </w:tc>
       </w:tr>
+      <w:tr>
+        <w:tc>
+          <w:tcPr>
+            <w:tcW w:type="dxa" w:w="864"/>
+            <w:shd w:fill="FFFFFF"/>
+            <w:tcMar>
+              <w:top w:w="50" w:type="dxa"/>
+              <w:bottom w:w="50" w:type="dxa"/>
+              <w:left w:w="70" w:type="dxa"/>
+              <w:right w:w="70" w:type="dxa"/>
+            </w:tcMar>
+            <w:vAlign w:val="center"/>
+          </w:tcPr>
+          <w:p>
+            <w:pPr>
+              <w:spacing w:before="0" w:after="0" w:line="259" w:lineRule="auto"/>
+              <w:jc w:val="center"/>
+            </w:pPr>
+            <w:r/>
+            <w:r>
+              <w:rPr>
+                <w:rFonts w:ascii="宋体" w:hAnsi="宋体" w:eastAsia="宋体"/>
+                <w:b w:val="0"/>
+                <w:i w:val="0"/>
+                <w:color w:val="212529"/>
+                <w:sz w:val="18"/>
+              </w:rPr>
+              <w:t>9</w:t>
+            </w:r>
+          </w:p>
+        </w:tc>
+        <w:tc>
+          <w:tcPr>
+            <w:tcW w:type="dxa" w:w="3456"/>
+            <w:shd w:fill="FFFFFF"/>
+            <w:tcMar>
+              <w:top w:w="50" w:type="dxa"/>
+              <w:bottom w:w="50" w:type="dxa"/>
+              <w:left w:w="70" w:type="dxa"/>
+              <w:right w:w="70" w:type="dxa"/>
+            </w:tcMar>
+            <w:vAlign w:val="center"/>
+          </w:tcPr>
+          <w:p>
+            <w:pPr>
+              <w:spacing w:before="0" w:after="0" w:line="259" w:lineRule="auto"/>
+              <w:jc w:val="left"/>
+            </w:pPr>
+            <w:r/>
+            <w:r>
+              <w:rPr>
+                <w:rFonts w:ascii="宋体" w:hAnsi="宋体" w:eastAsia="宋体"/>
+                <w:b w:val="0"/>
+                <w:i w:val="0"/>
+                <w:color w:val="212529"/>
+                <w:sz w:val="18"/>
+              </w:rPr>
+              <w:t>收录姚勇文章 ai评价</w:t>
+            </w:r>
+          </w:p>
+        </w:tc>
+        <w:tc>
+          <w:tcPr>
+            <w:tcW w:type="dxa" w:w="1728"/>
+            <w:shd w:fill="FFFFFF"/>
+            <w:tcMar>
+              <w:top w:w="50" w:type="dxa"/>
+              <w:bottom w:w="50" w:type="dxa"/>
+              <w:left w:w="70" w:type="dxa"/>
+              <w:right w:w="70" w:type="dxa"/>
+            </w:tcMar>
+            <w:vAlign w:val="center"/>
+          </w:tcPr>
+          <w:p>
+            <w:pPr>
+              <w:spacing w:before="0" w:after="0" w:line="259" w:lineRule="auto"/>
+              <w:jc w:val="center"/>
+            </w:pPr>
+            <w:r/>
+            <w:r>
+              <w:rPr>
+                <w:rFonts w:ascii="宋体" w:hAnsi="宋体" w:eastAsia="宋体"/>
+                <w:b w:val="0"/>
+                <w:i w:val="0"/>
+                <w:color w:val="212529"/>
+                <w:sz w:val="18"/>
+              </w:rPr>
+              <w:t>关键词口令</w:t>
+            </w:r>
+          </w:p>
+        </w:tc>
+        <w:tc>
+          <w:tcPr>
+            <w:tcW w:type="dxa" w:w="3888"/>
+            <w:shd w:fill="FFFFFF"/>
+            <w:tcMar>
+              <w:top w:w="50" w:type="dxa"/>
+              <w:bottom w:w="50" w:type="dxa"/>
+              <w:left w:w="70" w:type="dxa"/>
+              <w:right w:w="70" w:type="dxa"/>
+            </w:tcMar>
+            <w:vAlign w:val="center"/>
+          </w:tcPr>
+          <w:p>
+            <w:pPr>
+              <w:spacing w:before="0" w:after="0" w:line="259" w:lineRule="auto"/>
+              <w:jc w:val="left"/>
+            </w:pPr>
+            <w:r/>
+            <w:r>
+              <w:rPr>
+                <w:rFonts w:ascii="宋体" w:hAnsi="宋体" w:eastAsia="宋体"/>
+                <w:b w:val="0"/>
+                <w:i w:val="0"/>
+                <w:color w:val="212529"/>
+                <w:sz w:val="18"/>
+              </w:rPr>
+              <w:t>在收录姚勇文章的基础上写入 Agent 评价（不是总结）；默认进主文章目录。用户写明只进奇闻时改入奇闻目录、独立序号。</w:t>
+            </w:r>
+          </w:p>
+        </w:tc>
+      </w:tr>
     </w:tbl>
     <w:p>
       <w:pPr>
@@ -1684,7 +1806,7 @@
           <w:color w:val="212529"/>
           <w:sz w:val="21"/>
         </w:rPr>
-        <w:t>汇总上次更新之后的新对话，合并同一任务中的重复追问，补问题总结、答案概要、模型与时间，更新 updated_at，运行 更新目录.py 生成紧凑 DOCX。</w:t>
+        <w:t>汇总上次更新之后的新对话，合并同一任务中的重复追问，补问题总结、答案概要、模型与时间，更新 updated_at，运行 更新目录.py 生成紧凑 DOCX。跳过只改细节的对话，以及用户明确不要进目录的对话。</w:t>
       </w:r>
     </w:p>
     <w:p>
@@ -1734,7 +1856,7 @@
           <w:color w:val="212529"/>
           <w:sz w:val="21"/>
         </w:rPr>
-        <w:t>平时不自动刷新，减少提交噪声。</w:t>
+        <w:t>平时不自动刷新，减少提交噪声。默认不录入只改细节、不是大改的对话（错字、标点、补主语等）。用户说「这组对话不要放进目录」时同样跳过。</w:t>
       </w:r>
     </w:p>
     <w:p>
@@ -2654,6 +2776,189 @@
     </w:p>
     <w:p>
       <w:pPr>
+        <w:spacing w:before="200" w:after="80" w:line="264" w:lineRule="auto"/>
+        <w:pBdr>
+          <w:bottom w:val="single" w:sz="10" w:space="4" w:color="1F4E79"/>
+        </w:pBdr>
+      </w:pPr>
+      <w:r>
+        <w:rPr>
+          <w:rFonts w:ascii="黑体" w:hAnsi="黑体" w:eastAsia="黑体"/>
+          <w:b/>
+          <w:i w:val="0"/>
+          <w:color w:val="1F4E79"/>
+          <w:sz w:val="26"/>
+        </w:rPr>
+        <w:t>9. 收录姚勇文章 ai评价</w:t>
+      </w:r>
+    </w:p>
+    <w:p>
+      <w:pPr>
+        <w:spacing w:before="0" w:after="80" w:line="264" w:lineRule="auto"/>
+      </w:pPr>
+      <w:r>
+        <w:rPr>
+          <w:rFonts w:ascii="宋体" w:hAnsi="宋体" w:eastAsia="宋体"/>
+          <w:b w:val="0"/>
+          <w:i w:val="0"/>
+          <w:color w:val="5F6368"/>
+          <w:sz w:val="18"/>
+        </w:rPr>
+        <w:t>关键词口令  ·  建立于 2026-10-08</w:t>
+      </w:r>
+    </w:p>
+    <w:p>
+      <w:pPr>
+        <w:spacing w:before="0" w:after="80" w:line="283" w:lineRule="auto"/>
+      </w:pPr>
+      <w:r>
+        <w:rPr>
+          <w:rFonts w:ascii="黑体" w:hAnsi="黑体" w:eastAsia="黑体"/>
+          <w:b/>
+          <w:i w:val="0"/>
+          <w:color w:val="1F4E79"/>
+          <w:sz w:val="21"/>
+        </w:rPr>
+        <w:t>用途：</w:t>
+      </w:r>
+      <w:r>
+        <w:rPr>
+          <w:rFonts w:ascii="宋体" w:hAnsi="宋体" w:eastAsia="宋体"/>
+          <w:b w:val="0"/>
+          <w:i w:val="0"/>
+          <w:color w:val="212529"/>
+          <w:sz w:val="21"/>
+        </w:rPr>
+        <w:t>在收录姚勇文章的基础上写入 Agent 评价（不是总结）；默认进主文章目录。用户写明只进奇闻时改入奇闻目录、独立序号。</w:t>
+      </w:r>
+    </w:p>
+    <w:p>
+      <w:pPr>
+        <w:spacing w:before="0" w:after="80" w:line="283" w:lineRule="auto"/>
+      </w:pPr>
+      <w:r>
+        <w:rPr>
+          <w:rFonts w:ascii="黑体" w:hAnsi="黑体" w:eastAsia="黑体"/>
+          <w:b/>
+          <w:i w:val="0"/>
+          <w:color w:val="1F4E79"/>
+          <w:sz w:val="21"/>
+        </w:rPr>
+        <w:t>来源：</w:t>
+      </w:r>
+      <w:r>
+        <w:rPr>
+          <w:rFonts w:ascii="宋体" w:hAnsi="宋体" w:eastAsia="宋体"/>
+          <w:b w:val="0"/>
+          <w:i w:val="0"/>
+          <w:color w:val="212529"/>
+          <w:sz w:val="21"/>
+        </w:rPr>
+        <w:t>对话中从「收录姚勇文章 ai总结」分出；本次用户指定只进奇闻</w:t>
+      </w:r>
+    </w:p>
+    <w:p>
+      <w:pPr>
+        <w:spacing w:before="0" w:after="80" w:line="283" w:lineRule="auto"/>
+      </w:pPr>
+      <w:r>
+        <w:rPr>
+          <w:rFonts w:ascii="黑体" w:hAnsi="黑体" w:eastAsia="黑体"/>
+          <w:b/>
+          <w:i w:val="0"/>
+          <w:color w:val="1F4E79"/>
+          <w:sz w:val="21"/>
+        </w:rPr>
+        <w:t>输入：</w:t>
+      </w:r>
+      <w:r>
+        <w:rPr>
+          <w:rFonts w:ascii="宋体" w:hAnsi="宋体" w:eastAsia="宋体"/>
+          <w:b w:val="0"/>
+          <w:i w:val="0"/>
+          <w:color w:val="212529"/>
+          <w:sz w:val="21"/>
+        </w:rPr>
+        <w:t>PDF 或截图、原文链接；问题标题、问题描述；评论区截图。用户可指定只进奇闻，并可要求把上一组问句与答复写入 DOCX。</w:t>
+      </w:r>
+    </w:p>
+    <w:p>
+      <w:pPr>
+        <w:spacing w:before="0" w:after="80" w:line="283" w:lineRule="auto"/>
+      </w:pPr>
+      <w:r>
+        <w:rPr>
+          <w:rFonts w:ascii="黑体" w:hAnsi="黑体" w:eastAsia="黑体"/>
+          <w:b/>
+          <w:i w:val="0"/>
+          <w:color w:val="1F4E79"/>
+          <w:sz w:val="21"/>
+        </w:rPr>
+        <w:t>操作：</w:t>
+      </w:r>
+      <w:r>
+        <w:rPr>
+          <w:rFonts w:ascii="宋体" w:hAnsi="宋体" w:eastAsia="宋体"/>
+          <w:b w:val="0"/>
+          <w:i w:val="0"/>
+          <w:color w:val="212529"/>
+          <w:sz w:val="21"/>
+        </w:rPr>
+        <w:t>继承「收录姚勇文章」步骤。DOCX 顺序：1 文章内容（短标题、原问题、问题描述、正文）；2 Agent 评价；3 评论位置（原图，不转录）；4 若用户要求，上一组问句与答复；5 原文链接。PDF 保持原截图，用户要求加入的评论图可另页附在 PDF，PDF 不写入 prompt。缺项先提醒、不编造。本次按「只收录进奇闻」执行，序号 5，源文件放在「5短标题」夹内。</w:t>
+      </w:r>
+    </w:p>
+    <w:p>
+      <w:pPr>
+        <w:spacing w:before="0" w:after="80" w:line="283" w:lineRule="auto"/>
+      </w:pPr>
+      <w:r>
+        <w:rPr>
+          <w:rFonts w:ascii="黑体" w:hAnsi="黑体" w:eastAsia="黑体"/>
+          <w:b/>
+          <w:i w:val="0"/>
+          <w:color w:val="1F4E79"/>
+          <w:sz w:val="21"/>
+        </w:rPr>
+        <w:t>输出：</w:t>
+      </w:r>
+      <w:r>
+        <w:rPr>
+          <w:rFonts w:ascii="宋体" w:hAnsi="宋体" w:eastAsia="宋体"/>
+          <w:b w:val="0"/>
+          <w:i w:val="0"/>
+          <w:color w:val="212529"/>
+          <w:sz w:val="21"/>
+        </w:rPr>
+        <w:t>奇闻或主文章目录下的序号夹；AnswerPrintScreen；更新后的奇闻或文章目录 DOCX；*超级指令.docx</w:t>
+      </w:r>
+    </w:p>
+    <w:p>
+      <w:pPr>
+        <w:spacing w:before="0" w:after="80" w:line="283" w:lineRule="auto"/>
+      </w:pPr>
+      <w:r>
+        <w:rPr>
+          <w:rFonts w:ascii="黑体" w:hAnsi="黑体" w:eastAsia="黑体"/>
+          <w:b/>
+          <w:i w:val="0"/>
+          <w:color w:val="1F4E79"/>
+          <w:sz w:val="21"/>
+        </w:rPr>
+        <w:t>备注：</w:t>
+      </w:r>
+      <w:r>
+        <w:rPr>
+          <w:rFonts w:ascii="宋体" w:hAnsi="宋体" w:eastAsia="宋体"/>
+          <w:b w:val="0"/>
+          <w:i w:val="0"/>
+          <w:color w:val="212529"/>
+          <w:sz w:val="21"/>
+        </w:rPr>
+        <w:t>与「ai总结」分列。评价不是总结。知乎评论未见不编造。用户可覆盖默认目录。触发词大小写不敏感。</w:t>
+      </w:r>
+    </w:p>
+    <w:p>
+      <w:pPr>
         <w:spacing w:before="240" w:after="0" w:line="276" w:lineRule="auto"/>
       </w:pPr>
       <w:r>
@@ -2664,7 +2969,7 @@
           <w:color w:val="5F6368"/>
           <w:sz w:val="18"/>
         </w:rPr>
-        <w:t>共 8 条｜更新 2026-10-07｜数据源 超级指令.json｜生成脚本 更新超级指令.py</w:t>
+        <w:t>共 9 条｜更新 2026-10-08｜数据源 超级指令.json｜生成脚本 更新超级指令.py</w:t>
       </w:r>
     </w:p>
     <w:sectPr>

--- a/files/问题与视角-agent与Y双版本/*超级指令.docx
+++ b/files/问题与视角-agent与Y双版本/*超级指令.docx
@@ -1304,6 +1304,128 @@
           </w:p>
         </w:tc>
       </w:tr>
+      <w:tr>
+        <w:tc>
+          <w:tcPr>
+            <w:tcW w:type="dxa" w:w="864"/>
+            <w:shd w:fill="F4F7FA"/>
+            <w:tcMar>
+              <w:top w:w="50" w:type="dxa"/>
+              <w:bottom w:w="50" w:type="dxa"/>
+              <w:left w:w="70" w:type="dxa"/>
+              <w:right w:w="70" w:type="dxa"/>
+            </w:tcMar>
+            <w:vAlign w:val="center"/>
+          </w:tcPr>
+          <w:p>
+            <w:pPr>
+              <w:spacing w:before="0" w:after="0" w:line="259" w:lineRule="auto"/>
+              <w:jc w:val="center"/>
+            </w:pPr>
+            <w:r/>
+            <w:r>
+              <w:rPr>
+                <w:rFonts w:ascii="宋体" w:hAnsi="宋体" w:eastAsia="宋体"/>
+                <w:b w:val="0"/>
+                <w:i w:val="0"/>
+                <w:color w:val="212529"/>
+                <w:sz w:val="18"/>
+              </w:rPr>
+              <w:t>10</w:t>
+            </w:r>
+          </w:p>
+        </w:tc>
+        <w:tc>
+          <w:tcPr>
+            <w:tcW w:type="dxa" w:w="3456"/>
+            <w:shd w:fill="F4F7FA"/>
+            <w:tcMar>
+              <w:top w:w="50" w:type="dxa"/>
+              <w:bottom w:w="50" w:type="dxa"/>
+              <w:left w:w="70" w:type="dxa"/>
+              <w:right w:w="70" w:type="dxa"/>
+            </w:tcMar>
+            <w:vAlign w:val="center"/>
+          </w:tcPr>
+          <w:p>
+            <w:pPr>
+              <w:spacing w:before="0" w:after="0" w:line="259" w:lineRule="auto"/>
+              <w:jc w:val="left"/>
+            </w:pPr>
+            <w:r/>
+            <w:r>
+              <w:rPr>
+                <w:rFonts w:ascii="宋体" w:hAnsi="宋体" w:eastAsia="宋体"/>
+                <w:b w:val="0"/>
+                <w:i w:val="0"/>
+                <w:color w:val="212529"/>
+                <w:sz w:val="18"/>
+              </w:rPr>
+              <w:t>收录姚勇文章 ai评论</w:t>
+            </w:r>
+          </w:p>
+        </w:tc>
+        <w:tc>
+          <w:tcPr>
+            <w:tcW w:type="dxa" w:w="1728"/>
+            <w:shd w:fill="F4F7FA"/>
+            <w:tcMar>
+              <w:top w:w="50" w:type="dxa"/>
+              <w:bottom w:w="50" w:type="dxa"/>
+              <w:left w:w="70" w:type="dxa"/>
+              <w:right w:w="70" w:type="dxa"/>
+            </w:tcMar>
+            <w:vAlign w:val="center"/>
+          </w:tcPr>
+          <w:p>
+            <w:pPr>
+              <w:spacing w:before="0" w:after="0" w:line="259" w:lineRule="auto"/>
+              <w:jc w:val="center"/>
+            </w:pPr>
+            <w:r/>
+            <w:r>
+              <w:rPr>
+                <w:rFonts w:ascii="宋体" w:hAnsi="宋体" w:eastAsia="宋体"/>
+                <w:b w:val="0"/>
+                <w:i w:val="0"/>
+                <w:color w:val="212529"/>
+                <w:sz w:val="18"/>
+              </w:rPr>
+              <w:t>关键词口令</w:t>
+            </w:r>
+          </w:p>
+        </w:tc>
+        <w:tc>
+          <w:tcPr>
+            <w:tcW w:type="dxa" w:w="3888"/>
+            <w:shd w:fill="F4F7FA"/>
+            <w:tcMar>
+              <w:top w:w="50" w:type="dxa"/>
+              <w:bottom w:w="50" w:type="dxa"/>
+              <w:left w:w="70" w:type="dxa"/>
+              <w:right w:w="70" w:type="dxa"/>
+            </w:tcMar>
+            <w:vAlign w:val="center"/>
+          </w:tcPr>
+          <w:p>
+            <w:pPr>
+              <w:spacing w:before="0" w:after="0" w:line="259" w:lineRule="auto"/>
+              <w:jc w:val="left"/>
+            </w:pPr>
+            <w:r/>
+            <w:r>
+              <w:rPr>
+                <w:rFonts w:ascii="宋体" w:hAnsi="宋体" w:eastAsia="宋体"/>
+                <w:b w:val="0"/>
+                <w:i w:val="0"/>
+                <w:color w:val="212529"/>
+                <w:sz w:val="18"/>
+              </w:rPr>
+              <w:t>在收录姚勇文章的基础上写入 Agent 评论（不是总结，也不是评价）；默认进主文章目录。</w:t>
+            </w:r>
+          </w:p>
+        </w:tc>
+      </w:tr>
     </w:tbl>
     <w:p>
       <w:pPr>
@@ -1440,7 +1562,7 @@
           <w:color w:val="212529"/>
           <w:sz w:val="21"/>
         </w:rPr>
-        <w:t>将 PDF 原样放入 files/YaoZHIhu/（保持原截图，不重排），回答截图放入 AnswerPrintScreen/&lt;文章序号&gt;/，不读取 Wushuyao/。按 PDF/截图做 OCR 与标题层级判断，去掉导航、私信数和广告，生成接近原文结构的 DOCX。短标题与序号由 Agent 拟定。问题标题、问题描述写入正文前。DOCX 顺序：文章内容（含标题）→ 评论截图（保留头像，不转录）→ 原文链接。不加 Agent 总结。缺问题标题、问题描述或评论截图时，必须在对话界面提醒。分别记录首次发布时间、后续编辑时间和快照时间。更新 文章目录.json 并运行 更新姚勇文章目录.py。页面无法访问时只使用 PDF/截图。</w:t>
+        <w:t>将 PDF 原样放入 files/YaoZHIhu/（保持原截图，不重排），回答截图放入 AnswerPrintScreen/&lt;文章序号&gt;/，不读取 Wushuyao/。按 PDF/截图做 OCR 与标题层级判断，去掉导航、私信数和广告，生成接近原文结构的 DOCX。短标题与序号由 Agent 拟定。问题标题、问题描述写入正文前。DOCX 顺序：文章内容（含标题）→ 评论截图（保留头像，不转录）→ 原文链接。不加 Agent 总结。缺问题标题、问题描述或评论截图时，必须在对话界面提醒。分别记录首次发布时间、后续编辑时间和快照时间。更新 文章目录.json 并运行 更新姚勇文章目录.py。页面无法访问时只使用 PDF/截图。第12篇起源文件放在「序号＋短标题」夹内，docx/pdf/截图进该夹；若要在正文后加 Agent 评论，改走分指令「收录姚勇文章 ai评论」。</w:t>
       </w:r>
     </w:p>
     <w:p>
@@ -1465,7 +1587,7 @@
           <w:color w:val="212529"/>
           <w:sz w:val="21"/>
         </w:rPr>
-        <w:t>files/YaoZHIhu/ 下的 PDF 与 DOCX；AnswerPrintScreen/&lt;序号&gt;/ 截图；files/YaoZHIhu/姚勇文章目录/姚勇文章目录.docx；专题子目录 files/YaoZHIhu/姚勇之论表达能力/（独立 01、02……）。</w:t>
+        <w:t>files/YaoZHIhu/ 下的 PDF 与 DOCX；AnswerPrintScreen/&lt;序号&gt;/ 截图；files/YaoZHIhu/姚勇文章目录/姚勇文章目录.docx；专题子目录 files/YaoZHIhu/姚勇之论表达能力/（独立 01、02……）。第12篇起为 姚勇文章目录/「序号＋短标题」夹。</w:t>
       </w:r>
     </w:p>
     <w:p>
@@ -1490,7 +1612,7 @@
           <w:color w:val="212529"/>
           <w:sz w:val="21"/>
         </w:rPr>
-        <w:t>主文章局部分支用「年份-主序号.小标题序号」（如 2022-1.8）；分支 DOCX 不附原文链接，目录不显示空链接。评论默认用截图贴在正文后，不转录文字。缺问题标题、问题描述或评论补充时必须在对话界面提醒。短标题与序号由 Agent 拟定。源 PDF 保持原截图。若要在正文后、评论前加 Agent 总结，改走分指令「收录姚勇文章 ai总结」（大小写不敏感）。母口令不加总结。表达能力专题可改存 files/YaoZHIhu/姚勇之论表达能力/，该目录独立序号 01、02……，PDF/DOCX/截图都放该文件夹，不占用主文章序号。</w:t>
+        <w:t>主文章局部分支用「年份-主序号.小标题序号」（如 2022-1.8）；分支 DOCX 不附原文链接，目录不显示空链接。评论默认用截图贴在正文后，不转录文字。缺问题标题、问题描述或评论补充时必须在对话界面提醒。短标题与序号由 Agent 拟定。源 PDF 保持原截图。若要在正文后、评论前加 Agent 总结，改走分指令「收录姚勇文章 ai总结」（大小写不敏感）。母口令不加总结。表达能力专题可改存 files/YaoZHIhu/姚勇之论表达能力/，该目录独立序号 01、02……，PDF/DOCX/截图都放该文件夹，不占用主文章序号。第12篇起源文件放在「序号＋短标题」夹内，docx/pdf/截图进该夹；若要在正文后加 Agent 评论，改走分指令「收录姚勇文章 ai评论」。</w:t>
       </w:r>
     </w:p>
     <w:p>
@@ -2959,6 +3081,189 @@
     </w:p>
     <w:p>
       <w:pPr>
+        <w:spacing w:before="200" w:after="80" w:line="264" w:lineRule="auto"/>
+        <w:pBdr>
+          <w:bottom w:val="single" w:sz="10" w:space="4" w:color="1F4E79"/>
+        </w:pBdr>
+      </w:pPr>
+      <w:r>
+        <w:rPr>
+          <w:rFonts w:ascii="黑体" w:hAnsi="黑体" w:eastAsia="黑体"/>
+          <w:b/>
+          <w:i w:val="0"/>
+          <w:color w:val="1F4E79"/>
+          <w:sz w:val="26"/>
+        </w:rPr>
+        <w:t>10. 收录姚勇文章 ai评论</w:t>
+      </w:r>
+    </w:p>
+    <w:p>
+      <w:pPr>
+        <w:spacing w:before="0" w:after="80" w:line="264" w:lineRule="auto"/>
+      </w:pPr>
+      <w:r>
+        <w:rPr>
+          <w:rFonts w:ascii="宋体" w:hAnsi="宋体" w:eastAsia="宋体"/>
+          <w:b w:val="0"/>
+          <w:i w:val="0"/>
+          <w:color w:val="5F6368"/>
+          <w:sz w:val="18"/>
+        </w:rPr>
+        <w:t>关键词口令  ·  建立于 2026-10-08</w:t>
+      </w:r>
+    </w:p>
+    <w:p>
+      <w:pPr>
+        <w:spacing w:before="0" w:after="80" w:line="283" w:lineRule="auto"/>
+      </w:pPr>
+      <w:r>
+        <w:rPr>
+          <w:rFonts w:ascii="黑体" w:hAnsi="黑体" w:eastAsia="黑体"/>
+          <w:b/>
+          <w:i w:val="0"/>
+          <w:color w:val="1F4E79"/>
+          <w:sz w:val="21"/>
+        </w:rPr>
+        <w:t>用途：</w:t>
+      </w:r>
+      <w:r>
+        <w:rPr>
+          <w:rFonts w:ascii="宋体" w:hAnsi="宋体" w:eastAsia="宋体"/>
+          <w:b w:val="0"/>
+          <w:i w:val="0"/>
+          <w:color w:val="212529"/>
+          <w:sz w:val="21"/>
+        </w:rPr>
+        <w:t>在收录姚勇文章的基础上写入 Agent 评论（不是总结，也不是评价）；默认进主文章目录。</w:t>
+      </w:r>
+    </w:p>
+    <w:p>
+      <w:pPr>
+        <w:spacing w:before="0" w:after="80" w:line="283" w:lineRule="auto"/>
+      </w:pPr>
+      <w:r>
+        <w:rPr>
+          <w:rFonts w:ascii="黑体" w:hAnsi="黑体" w:eastAsia="黑体"/>
+          <w:b/>
+          <w:i w:val="0"/>
+          <w:color w:val="1F4E79"/>
+          <w:sz w:val="21"/>
+        </w:rPr>
+        <w:t>来源：</w:t>
+      </w:r>
+      <w:r>
+        <w:rPr>
+          <w:rFonts w:ascii="宋体" w:hAnsi="宋体" w:eastAsia="宋体"/>
+          <w:b w:val="0"/>
+          <w:i w:val="0"/>
+          <w:color w:val="212529"/>
+          <w:sz w:val="21"/>
+        </w:rPr>
+        <w:t>对话中从「收录姚勇文章 ai总结／ai评价」分出；本次指定进主文章目录姚勇文章目录，序号12，源文件放序号夹</w:t>
+      </w:r>
+    </w:p>
+    <w:p>
+      <w:pPr>
+        <w:spacing w:before="0" w:after="80" w:line="283" w:lineRule="auto"/>
+      </w:pPr>
+      <w:r>
+        <w:rPr>
+          <w:rFonts w:ascii="黑体" w:hAnsi="黑体" w:eastAsia="黑体"/>
+          <w:b/>
+          <w:i w:val="0"/>
+          <w:color w:val="1F4E79"/>
+          <w:sz w:val="21"/>
+        </w:rPr>
+        <w:t>输入：</w:t>
+      </w:r>
+      <w:r>
+        <w:rPr>
+          <w:rFonts w:ascii="宋体" w:hAnsi="宋体" w:eastAsia="宋体"/>
+          <w:b w:val="0"/>
+          <w:i w:val="0"/>
+          <w:color w:val="212529"/>
+          <w:sz w:val="21"/>
+        </w:rPr>
+        <w:t>PDF 或截图、原文链接；问题标题、问题描述；评论区截图。用户可指定目录。缺项先提醒、不编造。</w:t>
+      </w:r>
+    </w:p>
+    <w:p>
+      <w:pPr>
+        <w:spacing w:before="0" w:after="80" w:line="283" w:lineRule="auto"/>
+      </w:pPr>
+      <w:r>
+        <w:rPr>
+          <w:rFonts w:ascii="黑体" w:hAnsi="黑体" w:eastAsia="黑体"/>
+          <w:b/>
+          <w:i w:val="0"/>
+          <w:color w:val="1F4E79"/>
+          <w:sz w:val="21"/>
+        </w:rPr>
+        <w:t>操作：</w:t>
+      </w:r>
+      <w:r>
+        <w:rPr>
+          <w:rFonts w:ascii="宋体" w:hAnsi="宋体" w:eastAsia="宋体"/>
+          <w:b w:val="0"/>
+          <w:i w:val="0"/>
+          <w:color w:val="212529"/>
+          <w:sz w:val="21"/>
+        </w:rPr>
+        <w:t>继承「收录姚勇文章」步骤。触发词大小写不敏感。DOCX 顺序：1 文章内容（短标题、原问题、问题描述、正文）；2 Agent 评论；3 评论位置（原图，不转录；未见则标明未见）；4 原文链接。第12篇起源文件放在「序号＋短标题」夹内，docx/pdf/截图都进该夹，并复制回答截图到 AnswerPrintScreen/&lt;序号&gt;/。更新 文章目录.json 并运行 更新姚勇文章目录.py。缺项先提醒、不编造。</w:t>
+      </w:r>
+    </w:p>
+    <w:p>
+      <w:pPr>
+        <w:spacing w:before="0" w:after="80" w:line="283" w:lineRule="auto"/>
+      </w:pPr>
+      <w:r>
+        <w:rPr>
+          <w:rFonts w:ascii="黑体" w:hAnsi="黑体" w:eastAsia="黑体"/>
+          <w:b/>
+          <w:i w:val="0"/>
+          <w:color w:val="1F4E79"/>
+          <w:sz w:val="21"/>
+        </w:rPr>
+        <w:t>输出：</w:t>
+      </w:r>
+      <w:r>
+        <w:rPr>
+          <w:rFonts w:ascii="宋体" w:hAnsi="宋体" w:eastAsia="宋体"/>
+          <w:b w:val="0"/>
+          <w:i w:val="0"/>
+          <w:color w:val="212529"/>
+          <w:sz w:val="21"/>
+        </w:rPr>
+        <w:t>姚勇文章目录/「序号＋短标题」夹内的 DOCX、原截图 PDF；AnswerPrintScreen/&lt;序号&gt;/；更新后的《姚勇文章目录.docx》与《*超级指令.docx》</w:t>
+      </w:r>
+    </w:p>
+    <w:p>
+      <w:pPr>
+        <w:spacing w:before="0" w:after="80" w:line="283" w:lineRule="auto"/>
+      </w:pPr>
+      <w:r>
+        <w:rPr>
+          <w:rFonts w:ascii="黑体" w:hAnsi="黑体" w:eastAsia="黑体"/>
+          <w:b/>
+          <w:i w:val="0"/>
+          <w:color w:val="1F4E79"/>
+          <w:sz w:val="21"/>
+        </w:rPr>
+        <w:t>备注：</w:t>
+      </w:r>
+      <w:r>
+        <w:rPr>
+          <w:rFonts w:ascii="宋体" w:hAnsi="宋体" w:eastAsia="宋体"/>
+          <w:b w:val="0"/>
+          <w:i w:val="0"/>
+          <w:color w:val="212529"/>
+          <w:sz w:val="21"/>
+        </w:rPr>
+        <w:t>与「ai总结」「ai评价」分列。评论不是总结。知乎评论未见不编造。用户可覆盖默认目录。从第12篇起主文章也用序号夹。</w:t>
+      </w:r>
+    </w:p>
+    <w:p>
+      <w:pPr>
         <w:spacing w:before="240" w:after="0" w:line="276" w:lineRule="auto"/>
       </w:pPr>
       <w:r>
@@ -2969,7 +3274,7 @@
           <w:color w:val="5F6368"/>
           <w:sz w:val="18"/>
         </w:rPr>
-        <w:t>共 9 条｜更新 2026-10-08｜数据源 超级指令.json｜生成脚本 更新超级指令.py</w:t>
+        <w:t>共 10 条｜更新 2026-10-08｜数据源 超级指令.json｜生成脚本 更新超级指令.py</w:t>
       </w:r>
     </w:p>
     <w:sectPr>

--- a/files/问题与视角-agent与Y双版本/*超级指令.docx
+++ b/files/问题与视角-agent与Y双版本/*超级指令.docx
@@ -1562,7 +1562,7 @@
           <w:color w:val="212529"/>
           <w:sz w:val="21"/>
         </w:rPr>
-        <w:t>将 PDF 原样放入 files/YaoZHIhu/（保持原截图，不重排），回答截图放入 AnswerPrintScreen/&lt;文章序号&gt;/，不读取 Wushuyao/。按 PDF/截图做 OCR 与标题层级判断，去掉导航、私信数和广告，生成接近原文结构的 DOCX。短标题与序号由 Agent 拟定。问题标题、问题描述写入正文前。DOCX 顺序：文章内容（含标题）→ 评论截图（保留头像，不转录）→ 原文链接。不加 Agent 总结。缺问题标题、问题描述或评论截图时，必须在对话界面提醒。分别记录首次发布时间、后续编辑时间和快照时间。更新 文章目录.json 并运行 更新姚勇文章目录.py。页面无法访问时只使用 PDF/截图。第12篇起源文件放在「序号＋短标题」夹内，docx/pdf/截图进该夹；若要在正文后加 Agent 评论，改走分指令「收录姚勇文章 ai评论」。</w:t>
+        <w:t>将 PDF 原样放入 files/YaoZHIhu/（保持原截图，不重排），回答截图放入 AnswerPrintScreen/&lt;文章序号&gt;/，不读取 Wushuyao/。按 PDF/截图做 OCR 与标题层级判断，去掉导航、私信数和广告，生成接近原文结构的 DOCX。短标题与序号由 Agent 拟定。问题标题、问题描述写入正文前。DOCX 顺序：文章内容（含标题）→ 评论截图（保留头像，不转录）→ 原文链接。不加 Agent 总结。缺问题标题、问题描述或评论截图时，必须在对话界面提醒。分别记录首次发布时间、后续编辑时间和快照时间。更新 文章目录.json 并运行 更新姚勇文章目录.py。页面无法访问时只使用 PDF/截图。默认 DOCX 直接放 姚勇文章目录/「序号＋短标题.docx」，不另建序号夹。第12篇是当时指定用夹，不要照推到后续篇。若要在正文后加 Agent 评论，改走分指令「收录姚勇文章 ai评论」。</w:t>
       </w:r>
     </w:p>
     <w:p>
@@ -1587,7 +1587,7 @@
           <w:color w:val="212529"/>
           <w:sz w:val="21"/>
         </w:rPr>
-        <w:t>files/YaoZHIhu/ 下的 PDF 与 DOCX；AnswerPrintScreen/&lt;序号&gt;/ 截图；files/YaoZHIhu/姚勇文章目录/姚勇文章目录.docx；专题子目录 files/YaoZHIhu/姚勇之论表达能力/（独立 01、02……）。第12篇起为 姚勇文章目录/「序号＋短标题」夹。</w:t>
+        <w:t>files/YaoZHIhu/ 下的年份-短标题 PDF；姚勇文章目录/「序号＋短标题.docx」；AnswerPrintScreen/&lt;序号&gt;/ 截图；files/YaoZHIhu/姚勇文章目录/姚勇文章目录.docx；专题子目录 files/YaoZHIhu/姚勇之论表达能力/（独立 01、02……）。</w:t>
       </w:r>
     </w:p>
     <w:p>
@@ -1612,7 +1612,7 @@
           <w:color w:val="212529"/>
           <w:sz w:val="21"/>
         </w:rPr>
-        <w:t>主文章局部分支用「年份-主序号.小标题序号」（如 2022-1.8）；分支 DOCX 不附原文链接，目录不显示空链接。评论默认用截图贴在正文后，不转录文字。缺问题标题、问题描述或评论补充时必须在对话界面提醒。短标题与序号由 Agent 拟定。源 PDF 保持原截图。若要在正文后、评论前加 Agent 总结，改走分指令「收录姚勇文章 ai总结」（大小写不敏感）。母口令不加总结。表达能力专题可改存 files/YaoZHIhu/姚勇之论表达能力/，该目录独立序号 01、02……，PDF/DOCX/截图都放该文件夹，不占用主文章序号。第12篇起源文件放在「序号＋短标题」夹内，docx/pdf/截图进该夹；若要在正文后加 Agent 评论，改走分指令「收录姚勇文章 ai评论」。</w:t>
+        <w:t>主文章局部分支用「年份-主序号.小标题序号」（如 2022-1.8）；分支 DOCX 不附原文链接，目录不显示空链接。评论默认用截图贴在正文后，不转录文字。缺问题标题、问题描述或评论补充时必须在对话界面提醒。短标题与序号由 Agent 拟定。源 PDF 保持原截图。若要在正文后、评论前加 Agent 总结，改走分指令「收录姚勇文章 ai总结」（大小写不敏感）。母口令不加总结。表达能力专题可改存 files/YaoZHIhu/姚勇之论表达能力/，该目录独立序号 01、02……，PDF/DOCX/截图都放该文件夹，不占用主文章序号。默认不新建序号夹；第12篇当时指定用夹，仅该篇保留。</w:t>
       </w:r>
     </w:p>
     <w:p>
@@ -3209,7 +3209,7 @@
           <w:color w:val="212529"/>
           <w:sz w:val="21"/>
         </w:rPr>
-        <w:t>继承「收录姚勇文章」步骤。触发词大小写不敏感。DOCX 顺序：1 文章内容（短标题、原问题、问题描述、正文）；2 Agent 评论；3 评论位置（原图，不转录；未见则标明未见）；4 原文链接。第12篇起源文件放在「序号＋短标题」夹内，docx/pdf/截图都进该夹，并复制回答截图到 AnswerPrintScreen/&lt;序号&gt;/。更新 文章目录.json 并运行 更新姚勇文章目录.py。缺项先提醒、不编造。</w:t>
+        <w:t>继承「收录姚勇文章」步骤。触发词大小写不敏感。DOCX 顺序：1 文章内容（短标题、原问题、问题描述、正文）；2 Agent 评论；3 评论位置（原图，不转录；未见则标明未见）；4 原文链接。默认 DOCX 直接放 姚勇文章目录/「序号＋短标题.docx」，PDF 放 files/YaoZHIhu/年份-短标题.pdf，截图放 AnswerPrintScreen/&lt;序号&gt;/，不另建序号夹。第12篇当时指定用夹，不要照推。更新 文章目录.json 并运行 更新姚勇文章目录.py。缺项先提醒、不编造。</w:t>
       </w:r>
     </w:p>
     <w:p>
@@ -3234,7 +3234,7 @@
           <w:color w:val="212529"/>
           <w:sz w:val="21"/>
         </w:rPr>
-        <w:t>姚勇文章目录/「序号＋短标题」夹内的 DOCX、原截图 PDF；AnswerPrintScreen/&lt;序号&gt;/；更新后的《姚勇文章目录.docx》与《*超级指令.docx》</w:t>
+        <w:t>姚勇文章目录/「序号＋短标题.docx」；files/YaoZHIhu/ 下年份-短标题 PDF；AnswerPrintScreen/&lt;序号&gt;/；更新后的《姚勇文章目录.docx》与《*超级指令.docx》</w:t>
       </w:r>
     </w:p>
     <w:p>
@@ -3259,7 +3259,7 @@
           <w:color w:val="212529"/>
           <w:sz w:val="21"/>
         </w:rPr>
-        <w:t>与「ai总结」「ai评价」分列。评论不是总结。知乎评论未见不编造。用户可覆盖默认目录。从第12篇起主文章也用序号夹。</w:t>
+        <w:t>与「ai总结」「ai评价」分列。评论不是总结。知乎评论未见不编造。用户可覆盖默认目录。默认不新建序号夹；第12篇当时指定用夹，仅该篇保留。</w:t>
       </w:r>
     </w:p>
     <w:p>
@@ -3274,7 +3274,7 @@
           <w:color w:val="5F6368"/>
           <w:sz w:val="18"/>
         </w:rPr>
-        <w:t>共 10 条｜更新 2026-10-08｜数据源 超级指令.json｜生成脚本 更新超级指令.py</w:t>
+        <w:t>共 10 条｜更新 2026-10-24｜数据源 超级指令.json｜生成脚本 更新超级指令.py</w:t>
       </w:r>
     </w:p>
     <w:sectPr>
